--- a/Detailed_Pithon_Arena_Report.docx
+++ b/Detailed_Pithon_Arena_Report.docx
@@ -796,7 +796,7 @@
           </w:tcPr>
           <w:p>
             <w:r>
-              <w:t>Success</w:t>
+              <w:t>Fully implemented</w:t>
             </w:r>
           </w:p>
         </w:tc>
@@ -828,7 +828,7 @@
           </w:tcPr>
           <w:p>
             <w:r>
-              <w:t>Success</w:t>
+              <w:t>Fully implemented</w:t>
             </w:r>
           </w:p>
         </w:tc>
@@ -860,7 +860,7 @@
           </w:tcPr>
           <w:p>
             <w:r>
-              <w:t>Success</w:t>
+              <w:t>Fully implemented</w:t>
             </w:r>
           </w:p>
         </w:tc>
@@ -872,7 +872,7 @@
           </w:tcPr>
           <w:p>
             <w:r>
-              <w:t>Power-up Logic</w:t>
+              <w:t>Pie Mutations</w:t>
             </w:r>
           </w:p>
         </w:tc>
@@ -892,7 +892,7 @@
           </w:tcPr>
           <w:p>
             <w:r>
-              <w:t>Success</w:t>
+              <w:t>Fully implemented</w:t>
             </w:r>
           </w:p>
         </w:tc>
@@ -904,10 +904,7 @@
           </w:tcPr>
           <w:p>
             <w:r>
-              <w:t>Global/Privat</w:t>
-            </w:r>
-            <w:r>
-              <w:t>e Chat</w:t>
+              <w:t>Chat available both in the lobby and in game with the ability to send a private message</w:t>
             </w:r>
           </w:p>
         </w:tc>
@@ -927,7 +924,7 @@
           </w:tcPr>
           <w:p>
             <w:r>
-              <w:t>Success</w:t>
+              <w:t>Fully implemented</w:t>
             </w:r>
           </w:p>
         </w:tc>
@@ -959,7 +956,39 @@
           </w:tcPr>
           <w:p>
             <w:r>
-              <w:t>Success</w:t>
+              <w:t>Fully implemented</w:t>
+            </w:r>
+          </w:p>
+        </w:tc>
+      </w:tr>
+      <w:tr>
+        <w:tc>
+          <w:tcPr>
+            <w:tcW w:w="2880" w:type="dxa"/>
+          </w:tcPr>
+          <w:p>
+            <w:r>
+              <w:t xml:space="preserve">Post-game Stats </w:t>
+            </w:r>
+          </w:p>
+        </w:tc>
+        <w:tc>
+          <w:tcPr>
+            <w:tcW w:w="2880" w:type="dxa"/>
+          </w:tcPr>
+          <w:p>
+            <w:r>
+              <w:t xml:space="preserve">Stats that show the number of pies eaten, damage done, and max health after a match is done </w:t>
+            </w:r>
+          </w:p>
+        </w:tc>
+        <w:tc>
+          <w:tcPr>
+            <w:tcW w:w="2880" w:type="dxa"/>
+          </w:tcPr>
+          <w:p>
+            <w:r>
+              <w:t>Fully implemented</w:t>
             </w:r>
           </w:p>
         </w:tc>
@@ -991,7 +1020,71 @@
           </w:tcPr>
           <w:p>
             <w:r>
-              <w:t>Success</w:t>
+              <w:t>Fully implemented</w:t>
+            </w:r>
+          </w:p>
+        </w:tc>
+      </w:tr>
+      <w:tr>
+        <w:tc>
+          <w:tcPr>
+            <w:tcW w:w="2880" w:type="dxa"/>
+          </w:tcPr>
+          <w:p>
+            <w:r>
+              <w:t>Music</w:t>
+            </w:r>
+          </w:p>
+        </w:tc>
+        <w:tc>
+          <w:tcPr>
+            <w:tcW w:w="2880" w:type="dxa"/>
+          </w:tcPr>
+          <w:p>
+            <w:r>
+              <w:t>Added in game music and the ability to mute it.</w:t>
+            </w:r>
+          </w:p>
+        </w:tc>
+        <w:tc>
+          <w:tcPr>
+            <w:tcW w:w="2880" w:type="dxa"/>
+          </w:tcPr>
+          <w:p>
+            <w:r>
+              <w:t>Fully implemented</w:t>
+            </w:r>
+          </w:p>
+        </w:tc>
+      </w:tr>
+      <w:tr>
+        <w:tc>
+          <w:tcPr>
+            <w:tcW w:w="2880" w:type="dxa"/>
+          </w:tcPr>
+          <w:p>
+            <w:r>
+              <w:t>Tracking online users</w:t>
+            </w:r>
+          </w:p>
+        </w:tc>
+        <w:tc>
+          <w:tcPr>
+            <w:tcW w:w="2880" w:type="dxa"/>
+          </w:tcPr>
+          <w:p>
+            <w:r>
+              <w:t>Can see every online user and check if he is ready or not.</w:t>
+            </w:r>
+          </w:p>
+        </w:tc>
+        <w:tc>
+          <w:tcPr>
+            <w:tcW w:w="2880" w:type="dxa"/>
+          </w:tcPr>
+          <w:p>
+            <w:r>
+              <w:t>Fully implemented</w:t>
             </w:r>
           </w:p>
         </w:tc>
@@ -1221,13 +1314,55 @@
         <w:t>The f</w:t>
       </w:r>
       <w:r>
-        <w:t>ollowing section presents the visual interface and main features implemented in the Πthon Arena application.</w:t>
+        <w:t xml:space="preserve">ollowing section presents the visual interface and main features implemented in the </w:t>
       </w:r>
-    </w:p>
-    <w:p>
+      <w:proofErr w:type="spellStart"/>
+      <w:r>
+        <w:t>Πthon</w:t>
+      </w:r>
+      <w:proofErr w:type="spellEnd"/>
+      <w:r>
+        <w:t xml:space="preserve"> Arena application.</w:t>
+      </w:r>
       <w:r>
         <w:br/>
-        <w:t>[Snapshot 1: Connection &amp; Login UI]</w:t>
+      </w:r>
+      <w:r>
+        <w:drawing>
+          <wp:inline distT="0" distB="0" distL="0" distR="0" wp14:anchorId="2DB52867" wp14:editId="5F42864B">
+            <wp:extent cx="5486400" cy="3196590"/>
+            <wp:effectExtent l="0" t="0" r="0" b="3810"/>
+            <wp:docPr id="1" name="Picture 1"/>
+            <wp:cNvGraphicFramePr>
+              <a:graphicFrameLocks xmlns:a="http://schemas.openxmlformats.org/drawingml/2006/main" noChangeAspect="1"/>
+            </wp:cNvGraphicFramePr>
+            <a:graphic xmlns:a="http://schemas.openxmlformats.org/drawingml/2006/main">
+              <a:graphicData uri="http://schemas.openxmlformats.org/drawingml/2006/picture">
+                <pic:pic xmlns:pic="http://schemas.openxmlformats.org/drawingml/2006/picture">
+                  <pic:nvPicPr>
+                    <pic:cNvPr id="1" name=""/>
+                    <pic:cNvPicPr/>
+                  </pic:nvPicPr>
+                  <pic:blipFill>
+                    <a:blip r:embed="rId6"/>
+                    <a:stretch>
+                      <a:fillRect/>
+                    </a:stretch>
+                  </pic:blipFill>
+                  <pic:spPr>
+                    <a:xfrm>
+                      <a:off x="0" y="0"/>
+                      <a:ext cx="5486400" cy="3196590"/>
+                    </a:xfrm>
+                    <a:prstGeom prst="rect">
+                      <a:avLst/>
+                    </a:prstGeom>
+                  </pic:spPr>
+                </pic:pic>
+              </a:graphicData>
+            </a:graphic>
+          </wp:inline>
+        </w:drawing>
       </w:r>
     </w:p>
     <w:p>
@@ -1245,8 +1380,45 @@
     </w:p>
     <w:p>
       <w:r>
+        <w:lastRenderedPageBreak/>
         <w:br/>
-        <w:t>[Snapshot 2: Matchmaking Lobby]</w:t>
+      </w:r>
+      <w:r>
+        <w:drawing>
+          <wp:inline distT="0" distB="0" distL="0" distR="0" wp14:anchorId="76379063" wp14:editId="056AF631">
+            <wp:extent cx="5364115" cy="3235124"/>
+            <wp:effectExtent l="0" t="0" r="8255" b="3810"/>
+            <wp:docPr id="2" name="Picture 2"/>
+            <wp:cNvGraphicFramePr>
+              <a:graphicFrameLocks xmlns:a="http://schemas.openxmlformats.org/drawingml/2006/main" noChangeAspect="1"/>
+            </wp:cNvGraphicFramePr>
+            <a:graphic xmlns:a="http://schemas.openxmlformats.org/drawingml/2006/main">
+              <a:graphicData uri="http://schemas.openxmlformats.org/drawingml/2006/picture">
+                <pic:pic xmlns:pic="http://schemas.openxmlformats.org/drawingml/2006/picture">
+                  <pic:nvPicPr>
+                    <pic:cNvPr id="1" name=""/>
+                    <pic:cNvPicPr/>
+                  </pic:nvPicPr>
+                  <pic:blipFill>
+                    <a:blip r:embed="rId7"/>
+                    <a:stretch>
+                      <a:fillRect/>
+                    </a:stretch>
+                  </pic:blipFill>
+                  <pic:spPr>
+                    <a:xfrm>
+                      <a:off x="0" y="0"/>
+                      <a:ext cx="5385796" cy="3248200"/>
+                    </a:xfrm>
+                    <a:prstGeom prst="rect">
+                      <a:avLst/>
+                    </a:prstGeom>
+                  </pic:spPr>
+                </pic:pic>
+              </a:graphicData>
+            </a:graphic>
+          </wp:inline>
+        </w:drawing>
       </w:r>
     </w:p>
     <w:p>
@@ -1259,13 +1431,49 @@
         <w:t>Visual representation of the Matchmaking Lobby interface showing neon design and Poppins typography.</w:t>
       </w:r>
     </w:p>
+    <w:p/>
     <w:p>
       <w:r>
+        <w:lastRenderedPageBreak/>
         <w:br/>
-        <w:t>[Snapshot 3: Intense 1v1 Combat]</w:t>
       </w:r>
-    </w:p>
-    <w:p>
+      <w:r>
+        <w:drawing>
+          <wp:inline distT="0" distB="0" distL="0" distR="0" wp14:anchorId="27034264" wp14:editId="30AD0678">
+            <wp:extent cx="5486400" cy="3330575"/>
+            <wp:effectExtent l="0" t="0" r="0" b="3175"/>
+            <wp:docPr id="3" name="Picture 3"/>
+            <wp:cNvGraphicFramePr>
+              <a:graphicFrameLocks xmlns:a="http://schemas.openxmlformats.org/drawingml/2006/main" noChangeAspect="1"/>
+            </wp:cNvGraphicFramePr>
+            <a:graphic xmlns:a="http://schemas.openxmlformats.org/drawingml/2006/main">
+              <a:graphicData uri="http://schemas.openxmlformats.org/drawingml/2006/picture">
+                <pic:pic xmlns:pic="http://schemas.openxmlformats.org/drawingml/2006/picture">
+                  <pic:nvPicPr>
+                    <pic:cNvPr id="1" name=""/>
+                    <pic:cNvPicPr/>
+                  </pic:nvPicPr>
+                  <pic:blipFill>
+                    <a:blip r:embed="rId8"/>
+                    <a:stretch>
+                      <a:fillRect/>
+                    </a:stretch>
+                  </pic:blipFill>
+                  <pic:spPr>
+                    <a:xfrm>
+                      <a:off x="0" y="0"/>
+                      <a:ext cx="5486400" cy="3330575"/>
+                    </a:xfrm>
+                    <a:prstGeom prst="rect">
+                      <a:avLst/>
+                    </a:prstGeom>
+                  </pic:spPr>
+                </pic:pic>
+              </a:graphicData>
+            </a:graphic>
+          </wp:inline>
+        </w:drawing>
+      </w:r>
       <w:r>
         <w:t>---------------</w:t>
       </w:r>
@@ -1278,13 +1486,49 @@
         <w:t>at interface showing neon design and Poppins typography.</w:t>
       </w:r>
     </w:p>
+    <w:p/>
     <w:p>
       <w:r>
+        <w:lastRenderedPageBreak/>
         <w:br/>
-        <w:t>[Snapshot 4: Match Summary &amp; Statistics]</w:t>
       </w:r>
-    </w:p>
-    <w:p>
+      <w:r>
+        <w:drawing>
+          <wp:inline distT="0" distB="0" distL="0" distR="0" wp14:anchorId="2B9F431C" wp14:editId="66C6E4AA">
+            <wp:extent cx="5486400" cy="3368040"/>
+            <wp:effectExtent l="0" t="0" r="0" b="3810"/>
+            <wp:docPr id="4" name="Picture 4"/>
+            <wp:cNvGraphicFramePr>
+              <a:graphicFrameLocks xmlns:a="http://schemas.openxmlformats.org/drawingml/2006/main" noChangeAspect="1"/>
+            </wp:cNvGraphicFramePr>
+            <a:graphic xmlns:a="http://schemas.openxmlformats.org/drawingml/2006/main">
+              <a:graphicData uri="http://schemas.openxmlformats.org/drawingml/2006/picture">
+                <pic:pic xmlns:pic="http://schemas.openxmlformats.org/drawingml/2006/picture">
+                  <pic:nvPicPr>
+                    <pic:cNvPr id="1" name=""/>
+                    <pic:cNvPicPr/>
+                  </pic:nvPicPr>
+                  <pic:blipFill>
+                    <a:blip r:embed="rId9"/>
+                    <a:stretch>
+                      <a:fillRect/>
+                    </a:stretch>
+                  </pic:blipFill>
+                  <pic:spPr>
+                    <a:xfrm>
+                      <a:off x="0" y="0"/>
+                      <a:ext cx="5486400" cy="3368040"/>
+                    </a:xfrm>
+                    <a:prstGeom prst="rect">
+                      <a:avLst/>
+                    </a:prstGeom>
+                  </pic:spPr>
+                </pic:pic>
+              </a:graphicData>
+            </a:graphic>
+          </wp:inline>
+        </w:drawing>
+      </w:r>
       <w:r>
         <w:t>---------------</w:t>
       </w:r>
@@ -2139,7 +2383,7 @@
   <w:style w:type="paragraph" w:default="1" w:styleId="Normal">
     <w:name w:val="Normal"/>
     <w:qFormat/>
-    <w:rsid w:val="00FC693F"/>
+    <w:rsid w:val="00BC77E8"/>
     <w:rPr>
       <w:rFonts w:ascii="Calibri" w:hAnsi="Calibri"/>
     </w:rPr>
